--- a/frontend/public/pdf/ARVIN JAYSON CASTRO Senior Full-Stack Engineer 2.docx
+++ b/frontend/public/pdf/ARVIN JAYSON CASTRO Senior Full-Stack Engineer 2.docx
@@ -24,7 +24,7 @@
         <mc:AlternateContent>
           <mc:Choice Requires="wps">
             <w:drawing>
-              <wp:anchor distT="0" distB="0" distL="114300" distR="114300" simplePos="0" relativeHeight="251659264" behindDoc="1" locked="0" layoutInCell="1" allowOverlap="1" wp14:anchorId="001B793A" wp14:editId="165B4F01">
+              <wp:anchor distT="0" distB="0" distL="114300" distR="114300" simplePos="0" relativeHeight="251659264" behindDoc="1" locked="0" layoutInCell="1" allowOverlap="1" wp14:anchorId="001B793A" wp14:editId="62DBDE96">
                 <wp:simplePos x="0" y="0"/>
                 <wp:positionH relativeFrom="page">
                   <wp:align>left</wp:align>
@@ -32,8 +32,8 @@
                 <wp:positionV relativeFrom="paragraph">
                   <wp:posOffset>303663</wp:posOffset>
                 </wp:positionV>
-                <wp:extent cx="2504364" cy="249555"/>
-                <wp:effectExtent l="0" t="0" r="0" b="0"/>
+                <wp:extent cx="3959525" cy="249555"/>
+                <wp:effectExtent l="0" t="0" r="3175" b="0"/>
                 <wp:wrapNone/>
                 <wp:docPr id="1135421371" name="Rectangle 2"/>
                 <wp:cNvGraphicFramePr/>
@@ -44,7 +44,7 @@
                       <wps:spPr>
                         <a:xfrm>
                           <a:off x="0" y="0"/>
-                          <a:ext cx="2504364" cy="249555"/>
+                          <a:ext cx="3959525" cy="249555"/>
                         </a:xfrm>
                         <a:prstGeom prst="rect">
                           <a:avLst/>
@@ -92,7 +92,7 @@
           </mc:Choice>
           <mc:Fallback>
             <w:pict>
-              <v:rect w14:anchorId="5EEDB406" id="Rectangle 2" o:spid="_x0000_s1026" style="position:absolute;margin-left:0;margin-top:23.9pt;width:197.2pt;height:19.65pt;z-index:-251657216;visibility:visible;mso-wrap-style:square;mso-width-percent:0;mso-height-percent:0;mso-wrap-distance-left:9pt;mso-wrap-distance-top:0;mso-wrap-distance-right:9pt;mso-wrap-distance-bottom:0;mso-position-horizontal:left;mso-position-horizontal-relative:page;mso-position-vertical:absolute;mso-position-vertical-relative:text;mso-width-percent:0;mso-height-percent:0;mso-width-relative:margin;mso-height-relative:margin;v-text-anchor:middle" o:gfxdata="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" fillcolor="#fedb18" stroked="f" strokeweight="1pt">
+              <v:rect w14:anchorId="2DF9991D" id="Rectangle 2" o:spid="_x0000_s1026" style="position:absolute;margin-left:0;margin-top:23.9pt;width:311.75pt;height:19.65pt;z-index:-251657216;visibility:visible;mso-wrap-style:square;mso-width-percent:0;mso-height-percent:0;mso-wrap-distance-left:9pt;mso-wrap-distance-top:0;mso-wrap-distance-right:9pt;mso-wrap-distance-bottom:0;mso-position-horizontal:left;mso-position-horizontal-relative:page;mso-position-vertical:absolute;mso-position-vertical-relative:text;mso-width-percent:0;mso-height-percent:0;mso-width-relative:margin;mso-height-relative:margin;v-text-anchor:middle" o:gfxdata="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" fillcolor="#fedb18" stroked="f" strokeweight="1pt">
                 <w10:wrap anchorx="page"/>
               </v:rect>
             </w:pict>
@@ -104,18 +104,18 @@
           <w:noProof/>
         </w:rPr>
         <w:drawing>
-          <wp:anchor distT="0" distB="0" distL="114300" distR="114300" simplePos="0" relativeHeight="251661312" behindDoc="1" locked="0" layoutInCell="1" allowOverlap="1" wp14:anchorId="1151A2F2" wp14:editId="7C15A853">
+          <wp:anchor distT="0" distB="0" distL="114300" distR="114300" simplePos="0" relativeHeight="251660288" behindDoc="1" locked="0" layoutInCell="1" allowOverlap="1" wp14:anchorId="47628240" wp14:editId="4E6979A9">
             <wp:simplePos x="0" y="0"/>
             <wp:positionH relativeFrom="page">
-              <wp:posOffset>6610350</wp:posOffset>
+              <wp:posOffset>6518275</wp:posOffset>
             </wp:positionH>
             <wp:positionV relativeFrom="paragraph">
-              <wp:posOffset>-681250</wp:posOffset>
+              <wp:posOffset>-680802</wp:posOffset>
             </wp:positionV>
-            <wp:extent cx="1155700" cy="1155700"/>
-            <wp:effectExtent l="0" t="0" r="6350" b="6350"/>
+            <wp:extent cx="1247775" cy="1247775"/>
+            <wp:effectExtent l="0" t="0" r="9525" b="9525"/>
             <wp:wrapNone/>
-            <wp:docPr id="32596505" name="Picture 3"/>
+            <wp:docPr id="1287840746" name="Picture 2"/>
             <wp:cNvGraphicFramePr>
               <a:graphicFrameLocks xmlns:a="http://schemas.openxmlformats.org/drawingml/2006/main" noChangeAspect="1"/>
             </wp:cNvGraphicFramePr>
@@ -123,13 +123,13 @@
               <a:graphicData uri="http://schemas.openxmlformats.org/drawingml/2006/picture">
                 <pic:pic xmlns:pic="http://schemas.openxmlformats.org/drawingml/2006/picture">
                   <pic:nvPicPr>
-                    <pic:cNvPr id="0" name="Picture 102"/>
+                    <pic:cNvPr id="0" name="Picture 5"/>
                     <pic:cNvPicPr>
                       <a:picLocks noChangeAspect="1" noChangeArrowheads="1"/>
                     </pic:cNvPicPr>
                   </pic:nvPicPr>
                   <pic:blipFill>
-                    <a:blip r:embed="rId5">
+                    <a:blip r:embed="rId5" cstate="print">
                       <a:extLst>
                         <a:ext uri="{28A0092B-C50C-407E-A947-70E740481C1C}">
                           <a14:useLocalDpi xmlns:a14="http://schemas.microsoft.com/office/drawing/2010/main" val="0"/>
@@ -144,7 +144,7 @@
                   <pic:spPr bwMode="auto">
                     <a:xfrm>
                       <a:off x="0" y="0"/>
-                      <a:ext cx="1155700" cy="1155700"/>
+                      <a:ext cx="1247775" cy="1247775"/>
                     </a:xfrm>
                     <a:prstGeom prst="rect">
                       <a:avLst/>
@@ -191,7 +191,16 @@
           <w:sz w:val="26"/>
           <w:szCs w:val="26"/>
         </w:rPr>
-        <w:t>Senior Full-Stack Engineer</w:t>
+        <w:t xml:space="preserve">Solutions Architect </w:t>
+      </w:r>
+      <w:r>
+        <w:rPr>
+          <w:rFonts w:eastAsiaTheme="majorEastAsia" w:cs="Calibri"/>
+          <w:noProof/>
+          <w:sz w:val="24"/>
+          <w:szCs w:val="24"/>
+        </w:rPr>
+        <w:t>•</w:t>
       </w:r>
       <w:r>
         <w:rPr>
@@ -202,6 +211,17 @@
           <w:sz w:val="26"/>
           <w:szCs w:val="26"/>
         </w:rPr>
+        <w:t xml:space="preserve"> Senior Full-Stack Engineer</w:t>
+      </w:r>
+      <w:r>
+        <w:rPr>
+          <w:rFonts w:eastAsiaTheme="majorEastAsia" w:cs="Calibri"/>
+          <w:b/>
+          <w:bCs/>
+          <w:noProof/>
+          <w:sz w:val="26"/>
+          <w:szCs w:val="26"/>
+        </w:rPr>
         <w:br/>
       </w:r>
       <w:r>
@@ -211,7 +231,7 @@
           <w:sz w:val="24"/>
           <w:szCs w:val="24"/>
         </w:rPr>
-        <w:t>15+ Years Experience  |  Enterprise Systems  |  Multi-Tenant SaaS Platforms  |  Cloud Architecture</w:t>
+        <w:t>15+ Years • 20+ Production Systems • Multi-tenant SaaS • Distributed Systems • Cloud Architecture</w:t>
       </w:r>
     </w:p>
     <w:p>
@@ -452,6 +472,68 @@
     <w:p>
       <w:pPr>
         <w:pStyle w:val="NoSpacing"/>
+        <w:rPr>
+          <w:rFonts w:eastAsiaTheme="majorEastAsia" w:cs="Calibri"/>
+          <w:noProof/>
+          <w:sz w:val="24"/>
+          <w:szCs w:val="24"/>
+        </w:rPr>
+      </w:pPr>
+      <w:r>
+        <w:rPr>
+          <w:rFonts w:eastAsiaTheme="majorEastAsia" w:cs="Calibri"/>
+          <w:noProof/>
+          <w:sz w:val="24"/>
+          <w:szCs w:val="24"/>
+        </w:rPr>
+        <w:t xml:space="preserve">Solutions Architect and Senior Full-Stack Engineer with 15+ years designing and delivering scalable, production systems. </w:t>
+      </w:r>
+    </w:p>
+    <w:p>
+      <w:pPr>
+        <w:pStyle w:val="NoSpacing"/>
+        <w:rPr>
+          <w:rFonts w:eastAsiaTheme="majorEastAsia" w:cs="Calibri"/>
+          <w:noProof/>
+          <w:sz w:val="24"/>
+          <w:szCs w:val="24"/>
+        </w:rPr>
+      </w:pPr>
+    </w:p>
+    <w:p>
+      <w:pPr>
+        <w:pStyle w:val="NoSpacing"/>
+        <w:rPr>
+          <w:rFonts w:eastAsiaTheme="majorEastAsia" w:cs="Calibri"/>
+          <w:noProof/>
+          <w:sz w:val="24"/>
+          <w:szCs w:val="24"/>
+        </w:rPr>
+      </w:pPr>
+      <w:r>
+        <w:rPr>
+          <w:rFonts w:eastAsiaTheme="majorEastAsia" w:cs="Calibri"/>
+          <w:noProof/>
+          <w:sz w:val="24"/>
+          <w:szCs w:val="24"/>
+        </w:rPr>
+        <w:t xml:space="preserve">Specializes in multi-tenant SaaS platforms, identity systems, and long-term architecture that holds under real-world scale and operational pressure. </w:t>
+      </w:r>
+    </w:p>
+    <w:p>
+      <w:pPr>
+        <w:pStyle w:val="NoSpacing"/>
+        <w:rPr>
+          <w:rFonts w:eastAsiaTheme="majorEastAsia" w:cs="Calibri"/>
+          <w:noProof/>
+          <w:sz w:val="24"/>
+          <w:szCs w:val="24"/>
+        </w:rPr>
+      </w:pPr>
+    </w:p>
+    <w:p>
+      <w:pPr>
+        <w:pStyle w:val="NoSpacing"/>
         <w:spacing w:line="276" w:lineRule="auto"/>
         <w:rPr>
           <w:rFonts w:eastAsiaTheme="majorEastAsia" w:cs="Calibri"/>
@@ -467,25 +549,7 @@
           <w:sz w:val="24"/>
           <w:szCs w:val="24"/>
         </w:rPr>
-        <w:t>Senior Full-Stack Engineer with 15+ years building scalable enterprise and multi-tenant SaaS platforms. Strong architectural foundation in domain modeling, identity systems, and long-term system design</w:t>
-      </w:r>
-      <w:r>
-        <w:rPr>
-          <w:rFonts w:eastAsiaTheme="majorEastAsia" w:cs="Calibri"/>
-          <w:noProof/>
-          <w:sz w:val="24"/>
-          <w:szCs w:val="24"/>
-        </w:rPr>
-        <w:t>.</w:t>
-      </w:r>
-      <w:r>
-        <w:rPr>
-          <w:rFonts w:eastAsiaTheme="majorEastAsia" w:cs="Calibri"/>
-          <w:noProof/>
-          <w:sz w:val="24"/>
-          <w:szCs w:val="24"/>
-        </w:rPr>
-        <w:t xml:space="preserve"> </w:t>
+        <w:t>Proven track record of turning complex business requirements into reliable, maintainable systems used in production environments.</w:t>
       </w:r>
       <w:r>
         <w:rPr>
@@ -496,9 +560,24 @@
           <w:sz w:val="24"/>
           <w:szCs w:val="24"/>
         </w:rPr>
-        <w:t>Proven track record architecting and delivering production-ready systems at scale.</w:t>
-      </w:r>
-      <w:r>
+        <w:br/>
+      </w:r>
+      <w:r>
+        <w:rPr>
+          <w:rFonts w:eastAsiaTheme="majorEastAsia" w:cs="Calibri"/>
+          <w:noProof/>
+          <w:sz w:val="24"/>
+          <w:szCs w:val="24"/>
+        </w:rPr>
+        <w:pict w14:anchorId="66F29F81">
+          <v:rect id="_x0000_i1034" style="width:0;height:1.5pt" o:hralign="center" o:hrstd="t" o:hr="t" fillcolor="#a0a0a0" stroked="f"/>
+        </w:pict>
+      </w:r>
+    </w:p>
+    <w:p>
+      <w:pPr>
+        <w:pStyle w:val="NoSpacing"/>
+        <w:spacing w:line="276" w:lineRule="auto"/>
         <w:rPr>
           <w:rFonts w:eastAsiaTheme="majorEastAsia" w:cs="Calibri"/>
           <w:b/>
@@ -507,72 +586,53 @@
           <w:sz w:val="24"/>
           <w:szCs w:val="24"/>
         </w:rPr>
-        <w:br/>
-      </w:r>
-      <w:r>
-        <w:rPr>
-          <w:rFonts w:eastAsiaTheme="majorEastAsia" w:cs="Calibri"/>
-          <w:noProof/>
-          <w:sz w:val="24"/>
-          <w:szCs w:val="24"/>
-        </w:rPr>
-        <w:pict w14:anchorId="66F29F81">
-          <v:rect id="_x0000_i1026" style="width:0;height:1.5pt" o:hralign="center" o:hrstd="t" o:hr="t" fillcolor="#a0a0a0" stroked="f"/>
-        </w:pict>
+      </w:pPr>
+      <w:r>
+        <w:rPr>
+          <w:rFonts w:eastAsiaTheme="majorEastAsia" w:cs="Calibri"/>
+          <w:b/>
+          <w:bCs/>
+          <w:noProof/>
+          <w:sz w:val="24"/>
+          <w:szCs w:val="24"/>
+        </w:rPr>
+        <w:t>TECHNICAL SKILLS</w:t>
       </w:r>
     </w:p>
     <w:p>
       <w:pPr>
         <w:pStyle w:val="NoSpacing"/>
-        <w:spacing w:line="276" w:lineRule="auto"/>
-        <w:rPr>
-          <w:rFonts w:eastAsiaTheme="majorEastAsia" w:cs="Calibri"/>
-          <w:b/>
-          <w:bCs/>
-          <w:noProof/>
-          <w:sz w:val="24"/>
-          <w:szCs w:val="24"/>
-        </w:rPr>
-      </w:pPr>
-      <w:r>
-        <w:rPr>
-          <w:rFonts w:eastAsiaTheme="majorEastAsia" w:cs="Calibri"/>
-          <w:b/>
-          <w:bCs/>
-          <w:noProof/>
-          <w:sz w:val="24"/>
-          <w:szCs w:val="24"/>
-        </w:rPr>
-        <w:t>TECHNICAL SKILLS</w:t>
-      </w:r>
-    </w:p>
-    <w:p>
-      <w:pPr>
-        <w:pStyle w:val="NoSpacing"/>
-        <w:rPr>
-          <w:rFonts w:eastAsiaTheme="majorEastAsia" w:cs="Calibri"/>
-          <w:noProof/>
-        </w:rPr>
-      </w:pPr>
-      <w:r>
-        <w:rPr>
-          <w:rFonts w:eastAsiaTheme="majorEastAsia" w:cs="Calibri"/>
-          <w:b/>
-          <w:bCs/>
-          <w:noProof/>
-          <w:sz w:val="24"/>
-          <w:szCs w:val="24"/>
-        </w:rPr>
-        <w:t>Programming</w:t>
-      </w:r>
-      <w:r>
-        <w:rPr>
-          <w:rFonts w:eastAsiaTheme="majorEastAsia" w:cs="Calibri"/>
-          <w:noProof/>
-          <w:sz w:val="24"/>
-          <w:szCs w:val="24"/>
-        </w:rPr>
-        <w:t>: C#</w:t>
+        <w:rPr>
+          <w:rFonts w:eastAsiaTheme="majorEastAsia" w:cs="Calibri"/>
+          <w:noProof/>
+        </w:rPr>
+      </w:pPr>
+      <w:r>
+        <w:rPr>
+          <w:rFonts w:eastAsiaTheme="majorEastAsia" w:cs="Calibri"/>
+          <w:noProof/>
+          <w:sz w:val="24"/>
+          <w:szCs w:val="24"/>
+        </w:rPr>
+        <w:t>Core Stack:</w:t>
+      </w:r>
+      <w:r>
+        <w:rPr>
+          <w:rFonts w:eastAsiaTheme="majorEastAsia" w:cs="Calibri"/>
+          <w:noProof/>
+          <w:sz w:val="24"/>
+          <w:szCs w:val="24"/>
+        </w:rPr>
+        <w:t xml:space="preserve"> </w:t>
+      </w:r>
+      <w:r>
+        <w:rPr>
+          <w:rFonts w:eastAsiaTheme="majorEastAsia" w:cs="Calibri"/>
+          <w:noProof/>
+          <w:sz w:val="24"/>
+          <w:szCs w:val="24"/>
+        </w:rPr>
+        <w:t>C#, Node.js</w:t>
       </w:r>
       <w:r>
         <w:rPr>
@@ -590,7 +650,25 @@
           <w:sz w:val="24"/>
           <w:szCs w:val="24"/>
         </w:rPr>
-        <w:t>JavaScript, TypeScript, SQL</w:t>
+        <w:t xml:space="preserve">TypeScript, SQL, .NET Core, </w:t>
+      </w:r>
+      <w:r>
+        <w:rPr>
+          <w:rFonts w:eastAsiaTheme="majorEastAsia" w:cs="Calibri"/>
+          <w:noProof/>
+          <w:sz w:val="24"/>
+          <w:szCs w:val="24"/>
+        </w:rPr>
+        <w:t xml:space="preserve">Angular, </w:t>
+      </w:r>
+      <w:r>
+        <w:rPr>
+          <w:rFonts w:eastAsiaTheme="majorEastAsia" w:cs="Calibri"/>
+          <w:noProof/>
+          <w:sz w:val="24"/>
+          <w:szCs w:val="24"/>
+        </w:rPr>
+        <w:t>React, Next.js</w:t>
       </w:r>
       <w:r>
         <w:rPr>
@@ -600,27 +678,14 @@
           <w:szCs w:val="24"/>
         </w:rPr>
         <w:br/>
-      </w:r>
-      <w:r>
-        <w:rPr>
-          <w:rFonts w:eastAsiaTheme="majorEastAsia" w:cs="Calibri"/>
-          <w:b/>
-          <w:bCs/>
-          <w:noProof/>
-        </w:rPr>
-        <w:t>AI &amp; Applied AI Systems</w:t>
-      </w:r>
-      <w:r>
-        <w:rPr>
-          <w:rFonts w:eastAsiaTheme="majorEastAsia" w:cs="Calibri"/>
-          <w:noProof/>
-        </w:rPr>
-        <w:t>:</w:t>
-      </w:r>
-      <w:r>
-        <w:rPr>
-          <w:rFonts w:eastAsiaTheme="majorEastAsia" w:cs="Calibri"/>
-          <w:noProof/>
+        <w:t>Architecture:</w:t>
+      </w:r>
+      <w:r>
+        <w:rPr>
+          <w:rFonts w:eastAsiaTheme="majorEastAsia" w:cs="Calibri"/>
+          <w:noProof/>
+          <w:sz w:val="24"/>
+          <w:szCs w:val="24"/>
         </w:rPr>
         <w:t xml:space="preserve"> </w:t>
       </w:r>
@@ -631,7 +696,7 @@
           <w:sz w:val="24"/>
           <w:szCs w:val="24"/>
         </w:rPr>
-        <w:t>Large Language Models (LLMs), Retrieval-Augmented Generation (RAG), Vector Embeddings, Semantic Search, Prompt Engineering, AI API Integration</w:t>
+        <w:t>Domain-Driven Design (DDD), CQRS, Modular Monolith, Microservices, System Design</w:t>
       </w:r>
       <w:r>
         <w:rPr>
@@ -641,35 +706,25 @@
           <w:szCs w:val="24"/>
         </w:rPr>
         <w:br/>
-      </w:r>
-      <w:r>
-        <w:rPr>
-          <w:rFonts w:eastAsiaTheme="majorEastAsia" w:cs="Calibri"/>
-          <w:b/>
-          <w:bCs/>
-          <w:noProof/>
-          <w:sz w:val="24"/>
-          <w:szCs w:val="24"/>
-        </w:rPr>
-        <w:t>Frontend</w:t>
-      </w:r>
-      <w:r>
-        <w:rPr>
-          <w:rFonts w:eastAsiaTheme="majorEastAsia" w:cs="Calibri"/>
-          <w:noProof/>
-          <w:sz w:val="24"/>
-          <w:szCs w:val="24"/>
-        </w:rPr>
-        <w:t>: React, Next.js, Angular, HTML, CSS, Tailwind</w:t>
-      </w:r>
-      <w:r>
-        <w:rPr>
-          <w:rFonts w:eastAsiaTheme="majorEastAsia" w:cs="Calibri"/>
-          <w:noProof/>
-          <w:sz w:val="24"/>
-          <w:szCs w:val="24"/>
-        </w:rPr>
-        <w:t>, Bootstrap</w:t>
+        <w:t>Identity &amp; Security:</w:t>
+      </w:r>
+      <w:r>
+        <w:rPr>
+          <w:rFonts w:eastAsiaTheme="majorEastAsia" w:cs="Calibri"/>
+          <w:noProof/>
+          <w:sz w:val="24"/>
+          <w:szCs w:val="24"/>
+        </w:rPr>
+        <w:t xml:space="preserve"> </w:t>
+      </w:r>
+      <w:r>
+        <w:rPr>
+          <w:rFonts w:eastAsiaTheme="majorEastAsia" w:cs="Calibri"/>
+          <w:noProof/>
+          <w:sz w:val="24"/>
+          <w:szCs w:val="24"/>
+        </w:rPr>
+        <w:t>Azure AD (Entra ID), RBAC, OAuth2, JWT, B2C</w:t>
       </w:r>
       <w:r>
         <w:rPr>
@@ -679,35 +734,7 @@
           <w:szCs w:val="24"/>
         </w:rPr>
         <w:br/>
-      </w:r>
-      <w:r>
-        <w:rPr>
-          <w:rFonts w:eastAsiaTheme="majorEastAsia" w:cs="Calibri"/>
-          <w:b/>
-          <w:bCs/>
-          <w:noProof/>
-          <w:sz w:val="24"/>
-          <w:szCs w:val="24"/>
-        </w:rPr>
-        <w:t>Backend</w:t>
-      </w:r>
-      <w:r>
-        <w:rPr>
-          <w:rFonts w:eastAsiaTheme="majorEastAsia" w:cs="Calibri"/>
-          <w:noProof/>
-          <w:sz w:val="24"/>
-          <w:szCs w:val="24"/>
-        </w:rPr>
-        <w:t xml:space="preserve">: </w:t>
-      </w:r>
-      <w:r>
-        <w:rPr>
-          <w:rFonts w:eastAsiaTheme="majorEastAsia" w:cs="Calibri"/>
-          <w:noProof/>
-          <w:sz w:val="24"/>
-          <w:szCs w:val="24"/>
-        </w:rPr>
-        <w:t>.NET Core, ASP.NET MVC, ASP.NET Web API, Node.js (Express), RESTful API</w:t>
+        <w:t>AI Systems:</w:t>
       </w:r>
       <w:r>
         <w:rPr>
@@ -725,16 +752,7 @@
           <w:sz w:val="24"/>
           <w:szCs w:val="24"/>
         </w:rPr>
-        <w:t xml:space="preserve">Design &amp; </w:t>
-      </w:r>
-      <w:r>
-        <w:rPr>
-          <w:rFonts w:eastAsiaTheme="majorEastAsia" w:cs="Calibri"/>
-          <w:noProof/>
-          <w:sz w:val="24"/>
-          <w:szCs w:val="24"/>
-        </w:rPr>
-        <w:t>Development</w:t>
+        <w:t>LLMs, RAG, Vector Search, Prompt Engineering, AI API Integration</w:t>
       </w:r>
       <w:r>
         <w:rPr>
@@ -744,35 +762,25 @@
           <w:szCs w:val="24"/>
         </w:rPr>
         <w:br/>
-      </w:r>
-      <w:r>
-        <w:rPr>
-          <w:rFonts w:eastAsiaTheme="majorEastAsia" w:cs="Calibri"/>
-          <w:b/>
-          <w:bCs/>
-          <w:noProof/>
-          <w:sz w:val="24"/>
-          <w:szCs w:val="24"/>
-        </w:rPr>
-        <w:t>UI/UX &amp; Design</w:t>
-      </w:r>
-      <w:r>
-        <w:rPr>
-          <w:rFonts w:eastAsiaTheme="majorEastAsia" w:cs="Calibri"/>
-          <w:noProof/>
-          <w:sz w:val="24"/>
-          <w:szCs w:val="24"/>
-        </w:rPr>
-        <w:t>: Figma</w:t>
-      </w:r>
-      <w:r>
-        <w:rPr>
-          <w:rFonts w:eastAsiaTheme="majorEastAsia" w:cs="Calibri"/>
-          <w:noProof/>
-          <w:sz w:val="24"/>
-          <w:szCs w:val="24"/>
-        </w:rPr>
-        <w:t>, Paint.NET, SVG Font Design</w:t>
+        <w:t>Databases:</w:t>
+      </w:r>
+      <w:r>
+        <w:rPr>
+          <w:rFonts w:eastAsiaTheme="majorEastAsia" w:cs="Calibri"/>
+          <w:noProof/>
+          <w:sz w:val="24"/>
+          <w:szCs w:val="24"/>
+        </w:rPr>
+        <w:t xml:space="preserve"> </w:t>
+      </w:r>
+      <w:r>
+        <w:rPr>
+          <w:rFonts w:eastAsiaTheme="majorEastAsia" w:cs="Calibri"/>
+          <w:noProof/>
+          <w:sz w:val="24"/>
+          <w:szCs w:val="24"/>
+        </w:rPr>
+        <w:t>PostgreSQL, SQL Server, MongoDB, Prisma, EF Core</w:t>
       </w:r>
       <w:r>
         <w:rPr>
@@ -782,44 +790,7 @@
           <w:szCs w:val="24"/>
         </w:rPr>
         <w:br/>
-      </w:r>
-      <w:r>
-        <w:rPr>
-          <w:rFonts w:eastAsiaTheme="majorEastAsia" w:cs="Calibri"/>
-          <w:b/>
-          <w:bCs/>
-          <w:noProof/>
-          <w:sz w:val="24"/>
-          <w:szCs w:val="24"/>
-        </w:rPr>
-        <w:t>Architecture</w:t>
-      </w:r>
-      <w:r>
-        <w:rPr>
-          <w:rFonts w:eastAsiaTheme="majorEastAsia" w:cs="Calibri"/>
-          <w:noProof/>
-          <w:sz w:val="24"/>
-          <w:szCs w:val="24"/>
-        </w:rPr>
-        <w:t xml:space="preserve">: </w:t>
-      </w:r>
-      <w:r>
-        <w:rPr>
-          <w:rFonts w:eastAsiaTheme="majorEastAsia" w:cs="Calibri"/>
-          <w:noProof/>
-          <w:sz w:val="24"/>
-          <w:szCs w:val="24"/>
-        </w:rPr>
-        <w:t>Domain-Driven Design (DDD)</w:t>
-      </w:r>
-      <w:r>
-        <w:rPr>
-          <w:rFonts w:eastAsiaTheme="majorEastAsia" w:cs="Calibri"/>
-          <w:noProof/>
-          <w:sz w:val="24"/>
-          <w:szCs w:val="24"/>
-        </w:rPr>
-        <w:t>, CQRS, Modular Monolith, Microservices</w:t>
+        <w:t>Cloud &amp; DevOps:</w:t>
       </w:r>
       <w:r>
         <w:rPr>
@@ -837,229 +808,7 @@
           <w:sz w:val="24"/>
           <w:szCs w:val="24"/>
         </w:rPr>
-        <w:br/>
-      </w:r>
-      <w:r>
-        <w:rPr>
-          <w:rFonts w:eastAsiaTheme="majorEastAsia" w:cs="Calibri"/>
-          <w:b/>
-          <w:bCs/>
-          <w:noProof/>
-          <w:sz w:val="24"/>
-          <w:szCs w:val="24"/>
-        </w:rPr>
-        <w:t>Identity</w:t>
-      </w:r>
-      <w:r>
-        <w:rPr>
-          <w:rFonts w:eastAsiaTheme="majorEastAsia" w:cs="Calibri"/>
-          <w:noProof/>
-          <w:sz w:val="24"/>
-          <w:szCs w:val="24"/>
-        </w:rPr>
-        <w:t xml:space="preserve">: </w:t>
-      </w:r>
-      <w:r>
-        <w:rPr>
-          <w:rFonts w:eastAsiaTheme="majorEastAsia" w:cs="Calibri"/>
-          <w:noProof/>
-          <w:sz w:val="24"/>
-          <w:szCs w:val="24"/>
-        </w:rPr>
-        <w:t>Microsoft Azure AD (Entra ID)</w:t>
-      </w:r>
-      <w:r>
-        <w:rPr>
-          <w:rFonts w:eastAsiaTheme="majorEastAsia" w:cs="Calibri"/>
-          <w:noProof/>
-          <w:sz w:val="24"/>
-          <w:szCs w:val="24"/>
-        </w:rPr>
-        <w:t xml:space="preserve">, </w:t>
-      </w:r>
-      <w:r>
-        <w:rPr>
-          <w:rFonts w:eastAsiaTheme="majorEastAsia" w:cs="Calibri"/>
-          <w:noProof/>
-          <w:sz w:val="24"/>
-          <w:szCs w:val="24"/>
-        </w:rPr>
-        <w:t>Role-Based Access Control (RBAC)</w:t>
-      </w:r>
-      <w:r>
-        <w:rPr>
-          <w:rFonts w:eastAsiaTheme="majorEastAsia" w:cs="Calibri"/>
-          <w:noProof/>
-          <w:sz w:val="24"/>
-          <w:szCs w:val="24"/>
-        </w:rPr>
-        <w:t>, OAuth</w:t>
-      </w:r>
-      <w:r>
-        <w:rPr>
-          <w:rFonts w:eastAsiaTheme="majorEastAsia" w:cs="Calibri"/>
-          <w:noProof/>
-          <w:sz w:val="24"/>
-          <w:szCs w:val="24"/>
-        </w:rPr>
-        <w:t xml:space="preserve"> 2.0</w:t>
-      </w:r>
-      <w:r>
-        <w:rPr>
-          <w:rFonts w:eastAsiaTheme="majorEastAsia" w:cs="Calibri"/>
-          <w:noProof/>
-          <w:sz w:val="24"/>
-          <w:szCs w:val="24"/>
-        </w:rPr>
-        <w:t>, JWT</w:t>
-      </w:r>
-      <w:r>
-        <w:rPr>
-          <w:rFonts w:eastAsiaTheme="majorEastAsia" w:cs="Calibri"/>
-          <w:noProof/>
-          <w:sz w:val="24"/>
-          <w:szCs w:val="24"/>
-        </w:rPr>
-        <w:t>, B2C</w:t>
-      </w:r>
-      <w:r>
-        <w:rPr>
-          <w:rFonts w:eastAsiaTheme="majorEastAsia" w:cs="Calibri"/>
-          <w:noProof/>
-          <w:sz w:val="24"/>
-          <w:szCs w:val="24"/>
-        </w:rPr>
-        <w:br/>
-      </w:r>
-      <w:r>
-        <w:rPr>
-          <w:rFonts w:eastAsiaTheme="majorEastAsia" w:cs="Calibri"/>
-          <w:b/>
-          <w:bCs/>
-          <w:noProof/>
-          <w:sz w:val="24"/>
-          <w:szCs w:val="24"/>
-        </w:rPr>
-        <w:t>Databases</w:t>
-      </w:r>
-      <w:r>
-        <w:rPr>
-          <w:rFonts w:eastAsiaTheme="majorEastAsia" w:cs="Calibri"/>
-          <w:noProof/>
-          <w:sz w:val="24"/>
-          <w:szCs w:val="24"/>
-        </w:rPr>
-        <w:t>: PostgreSQL</w:t>
-      </w:r>
-      <w:r>
-        <w:rPr>
-          <w:rFonts w:eastAsiaTheme="majorEastAsia" w:cs="Calibri"/>
-          <w:noProof/>
-          <w:sz w:val="24"/>
-          <w:szCs w:val="24"/>
-        </w:rPr>
-        <w:t xml:space="preserve">, </w:t>
-      </w:r>
-      <w:r>
-        <w:rPr>
-          <w:rFonts w:eastAsiaTheme="majorEastAsia" w:cs="Calibri"/>
-          <w:noProof/>
-          <w:sz w:val="24"/>
-          <w:szCs w:val="24"/>
-        </w:rPr>
-        <w:t>SQL Server, MongoDB, EF Core</w:t>
-      </w:r>
-      <w:r>
-        <w:rPr>
-          <w:rFonts w:eastAsiaTheme="majorEastAsia" w:cs="Calibri"/>
-          <w:noProof/>
-          <w:sz w:val="24"/>
-          <w:szCs w:val="24"/>
-        </w:rPr>
-        <w:t>, Prisma, Neon</w:t>
-      </w:r>
-      <w:r>
-        <w:rPr>
-          <w:rFonts w:eastAsiaTheme="majorEastAsia" w:cs="Calibri"/>
-          <w:noProof/>
-          <w:sz w:val="24"/>
-          <w:szCs w:val="24"/>
-        </w:rPr>
-        <w:br/>
-      </w:r>
-      <w:r>
-        <w:rPr>
-          <w:rFonts w:eastAsiaTheme="majorEastAsia" w:cs="Calibri"/>
-          <w:b/>
-          <w:bCs/>
-          <w:noProof/>
-          <w:sz w:val="24"/>
-          <w:szCs w:val="24"/>
-        </w:rPr>
-        <w:t>Cloud &amp; DevOps</w:t>
-      </w:r>
-      <w:r>
-        <w:rPr>
-          <w:rFonts w:eastAsiaTheme="majorEastAsia" w:cs="Calibri"/>
-          <w:noProof/>
-          <w:sz w:val="24"/>
-          <w:szCs w:val="24"/>
-        </w:rPr>
-        <w:t>: Azure, AWS, Docker, CI/CD, Git, GitFlow, Vercel</w:t>
-      </w:r>
-      <w:r>
-        <w:rPr>
-          <w:rFonts w:eastAsiaTheme="majorEastAsia" w:cs="Calibri"/>
-          <w:noProof/>
-          <w:sz w:val="24"/>
-          <w:szCs w:val="24"/>
-        </w:rPr>
-        <w:t xml:space="preserve">, Render, </w:t>
-      </w:r>
-      <w:r>
-        <w:rPr>
-          <w:rFonts w:eastAsiaTheme="majorEastAsia" w:cs="Calibri"/>
-          <w:noProof/>
-          <w:sz w:val="24"/>
-          <w:szCs w:val="24"/>
-        </w:rPr>
-        <w:t xml:space="preserve">Infrastructure </w:t>
-      </w:r>
-      <w:r>
-        <w:rPr>
-          <w:rFonts w:eastAsiaTheme="majorEastAsia" w:cs="Calibri"/>
-          <w:noProof/>
-          <w:sz w:val="24"/>
-          <w:szCs w:val="24"/>
-        </w:rPr>
-        <w:t xml:space="preserve">&amp; </w:t>
-      </w:r>
-      <w:r>
-        <w:rPr>
-          <w:rFonts w:eastAsiaTheme="majorEastAsia" w:cs="Calibri"/>
-          <w:noProof/>
-          <w:sz w:val="24"/>
-          <w:szCs w:val="24"/>
-        </w:rPr>
-        <w:t>Deployment</w:t>
-      </w:r>
-      <w:r>
-        <w:rPr>
-          <w:rFonts w:eastAsiaTheme="majorEastAsia" w:cs="Calibri"/>
-          <w:noProof/>
-          <w:sz w:val="24"/>
-          <w:szCs w:val="24"/>
-        </w:rPr>
-        <w:t xml:space="preserve"> </w:t>
-      </w:r>
-      <w:r>
-        <w:rPr>
-          <w:rFonts w:eastAsiaTheme="majorEastAsia" w:cs="Calibri"/>
-          <w:noProof/>
-          <w:sz w:val="24"/>
-          <w:szCs w:val="24"/>
-        </w:rPr>
-        <w:t>Automation</w:t>
+        <w:t>Azure, AWS, Docker, CI/CD, Vercel, Render</w:t>
       </w:r>
       <w:r>
         <w:rPr>
@@ -1332,6 +1081,18 @@
           <w:szCs w:val="24"/>
         </w:rPr>
       </w:pPr>
+    </w:p>
+    <w:p>
+      <w:pPr>
+        <w:pStyle w:val="NoSpacing"/>
+        <w:spacing w:line="276" w:lineRule="auto"/>
+        <w:rPr>
+          <w:rFonts w:eastAsiaTheme="majorEastAsia" w:cs="Calibri"/>
+          <w:noProof/>
+          <w:sz w:val="24"/>
+          <w:szCs w:val="24"/>
+        </w:rPr>
+      </w:pPr>
       <w:r>
         <w:rPr>
           <w:rFonts w:eastAsiaTheme="majorEastAsia" w:cs="Calibri"/>
@@ -1675,7 +1436,25 @@
           <w:sz w:val="24"/>
           <w:szCs w:val="24"/>
         </w:rPr>
-        <w:t>Delivered a multi-tenant Learning Management System (LMS) from architecture to production.</w:t>
+        <w:t>Archiectected and d</w:t>
+      </w:r>
+      <w:r>
+        <w:rPr>
+          <w:rFonts w:eastAsiaTheme="majorEastAsia" w:cs="Calibri"/>
+          <w:noProof/>
+          <w:sz w:val="24"/>
+          <w:szCs w:val="24"/>
+        </w:rPr>
+        <w:t>elivered a multi-tenant Learning Management System (LMS)</w:t>
+      </w:r>
+      <w:r>
+        <w:rPr>
+          <w:rFonts w:eastAsiaTheme="majorEastAsia" w:cs="Calibri"/>
+          <w:noProof/>
+          <w:sz w:val="24"/>
+          <w:szCs w:val="24"/>
+        </w:rPr>
+        <w:t xml:space="preserve"> to production.</w:t>
       </w:r>
     </w:p>
     <w:p>
@@ -5820,7 +5599,6 @@
   <w:style w:type="character" w:default="1" w:styleId="DefaultParagraphFont">
     <w:name w:val="Default Paragraph Font"/>
     <w:uiPriority w:val="1"/>
-    <w:semiHidden/>
     <w:unhideWhenUsed/>
   </w:style>
   <w:style w:type="table" w:default="1" w:styleId="TableNormal">
@@ -6231,6 +6009,38 @@
       <w:szCs w:val="24"/>
     </w:rPr>
   </w:style>
+  <w:style w:type="paragraph" w:styleId="HTMLPreformatted">
+    <w:name w:val="HTML Preformatted"/>
+    <w:basedOn w:val="Normal"/>
+    <w:link w:val="HTMLPreformattedChar"/>
+    <w:uiPriority w:val="99"/>
+    <w:semiHidden/>
+    <w:unhideWhenUsed/>
+    <w:rsid w:val="00D12BEA"/>
+    <w:pPr>
+      <w:spacing w:after="0" w:line="240" w:lineRule="auto"/>
+    </w:pPr>
+    <w:rPr>
+      <w:rFonts w:ascii="Consolas" w:hAnsi="Consolas"/>
+      <w:sz w:val="20"/>
+      <w:szCs w:val="20"/>
+    </w:rPr>
+  </w:style>
+  <w:style w:type="character" w:customStyle="1" w:styleId="HTMLPreformattedChar">
+    <w:name w:val="HTML Preformatted Char"/>
+    <w:basedOn w:val="DefaultParagraphFont"/>
+    <w:link w:val="HTMLPreformatted"/>
+    <w:uiPriority w:val="99"/>
+    <w:semiHidden/>
+    <w:rsid w:val="00D12BEA"/>
+    <w:rPr>
+      <w:rFonts w:ascii="Consolas" w:eastAsiaTheme="minorEastAsia" w:hAnsi="Consolas"/>
+      <w:kern w:val="0"/>
+      <w:sz w:val="20"/>
+      <w:szCs w:val="20"/>
+      <w14:ligatures w14:val="none"/>
+    </w:rPr>
+  </w:style>
 </w:styles>
 </file>
 
